--- a/Pedda_Reddappa_Kanakanti_Resume.docx
+++ b/Pedda_Reddappa_Kanakanti_Resume.docx
@@ -232,443 +232,230 @@
         <w:t>CORE TECHNICAL SKILLS</w:t>
       </w:r>
     </w:p>
-    <w:tbl>
-      <w:tblPr>
-        <w:tblW w:w="10800" w:type="dxa"/>
-        <w:tblInd w:w="50" w:type="dxa"/>
-        <w:tblBorders>
-          <w:insideH w:val="single" w:sz="2" w:space="0" w:color="DDDDDD"/>
-        </w:tblBorders>
-        <w:tblCellMar>
-          <w:left w:w="10" w:type="dxa"/>
-          <w:right w:w="10" w:type="dxa"/>
-        </w:tblCellMar>
-        <w:tblLook w:val="04A0"/>
-      </w:tblPr>
-      <w:tblGrid>
-        <w:gridCol w:w="3000"/>
-        <w:gridCol w:w="7800"/>
-      </w:tblGrid>
-      <w:tr>
-        <w:tc>
-          <w:tcPr>
-            <w:tcW w:w="3000" w:type="dxa"/>
-            <w:tcMar>
-              <w:top w:w="60" w:type="dxa"/>
-              <w:left w:w="60" w:type="dxa"/>
-              <w:bottom w:w="60" w:type="dxa"/>
-              <w:right w:w="60" w:type="dxa"/>
-            </w:tcMar>
-          </w:tcPr>
-          <w:p>
-            <w:pPr>
-              <w:rPr>
-                <w:rFonts w:asciiTheme="minorHAnsi" w:hAnsiTheme="minorHAnsi" w:cstheme="minorHAnsi"/>
-              </w:rPr>
-            </w:pPr>
-            <w:r>
-              <w:rPr>
-                <w:rFonts w:asciiTheme="minorHAnsi" w:hAnsiTheme="minorHAnsi" w:cstheme="minorHAnsi"/>
-                <w:b/>
-                <w:bCs/>
-                <w:color w:val="1F3864"/>
-              </w:rPr>
-              <w:t>Cloud &amp; Big Data</w:t>
-            </w:r>
-          </w:p>
-        </w:tc>
-        <w:tc>
-          <w:tcPr>
-            <w:tcW w:w="7800" w:type="dxa"/>
-            <w:tcMar>
-              <w:top w:w="60" w:type="dxa"/>
-              <w:left w:w="60" w:type="dxa"/>
-              <w:bottom w:w="60" w:type="dxa"/>
-              <w:right w:w="60" w:type="dxa"/>
-            </w:tcMar>
-          </w:tcPr>
-          <w:p>
-            <w:pPr>
-              <w:rPr>
-                <w:rFonts w:asciiTheme="minorHAnsi" w:hAnsiTheme="minorHAnsi" w:cstheme="minorHAnsi"/>
-              </w:rPr>
-            </w:pPr>
-            <w:r>
-              <w:rPr>
-                <w:rFonts w:asciiTheme="minorHAnsi" w:hAnsiTheme="minorHAnsi" w:cstheme="minorHAnsi"/>
-                <w:color w:val="222222"/>
-              </w:rPr>
-              <w:t>AWS (S3, Glue, Lambda, EMR, Redshift, Kinesis, DMS, IAM, CloudWatch, CloudTrail, VPC, PrivateLink, Transit Gateway, VPC Endpoints, KMS, Organizations), Databricks, Snowflake</w:t>
-            </w:r>
-          </w:p>
-        </w:tc>
-      </w:tr>
-      <w:tr>
-        <w:tc>
-          <w:tcPr>
-            <w:tcW w:w="3000" w:type="dxa"/>
-            <w:tcMar>
-              <w:top w:w="60" w:type="dxa"/>
-              <w:left w:w="60" w:type="dxa"/>
-              <w:bottom w:w="60" w:type="dxa"/>
-              <w:right w:w="60" w:type="dxa"/>
-            </w:tcMar>
-          </w:tcPr>
-          <w:p>
-            <w:pPr>
-              <w:rPr>
-                <w:rFonts w:asciiTheme="minorHAnsi" w:hAnsiTheme="minorHAnsi" w:cstheme="minorHAnsi"/>
-              </w:rPr>
-            </w:pPr>
-            <w:r>
-              <w:rPr>
-                <w:rFonts w:asciiTheme="minorHAnsi" w:hAnsiTheme="minorHAnsi" w:cstheme="minorHAnsi"/>
-                <w:b/>
-                <w:bCs/>
-                <w:color w:val="1F3864"/>
-              </w:rPr>
-              <w:t>Languages &amp; Frameworks</w:t>
-            </w:r>
-          </w:p>
-        </w:tc>
-        <w:tc>
-          <w:tcPr>
-            <w:tcW w:w="7800" w:type="dxa"/>
-            <w:tcMar>
-              <w:top w:w="60" w:type="dxa"/>
-              <w:left w:w="60" w:type="dxa"/>
-              <w:bottom w:w="60" w:type="dxa"/>
-              <w:right w:w="60" w:type="dxa"/>
-            </w:tcMar>
-          </w:tcPr>
-          <w:p>
-            <w:pPr>
-              <w:rPr>
-                <w:rFonts w:asciiTheme="minorHAnsi" w:hAnsiTheme="minorHAnsi" w:cstheme="minorHAnsi"/>
-              </w:rPr>
-            </w:pPr>
-            <w:r>
-              <w:rPr>
-                <w:rFonts w:asciiTheme="minorHAnsi" w:hAnsiTheme="minorHAnsi" w:cstheme="minorHAnsi"/>
-                <w:color w:val="222222"/>
-              </w:rPr>
-              <w:t>Python (FastAPI, Flask), PySpark, Scala, SQL</w:t>
-            </w:r>
-          </w:p>
-        </w:tc>
-      </w:tr>
-      <w:tr>
-        <w:tc>
-          <w:tcPr>
-            <w:tcW w:w="3000" w:type="dxa"/>
-            <w:tcMar>
-              <w:top w:w="60" w:type="dxa"/>
-              <w:left w:w="60" w:type="dxa"/>
-              <w:bottom w:w="60" w:type="dxa"/>
-              <w:right w:w="60" w:type="dxa"/>
-            </w:tcMar>
-          </w:tcPr>
-          <w:p>
-            <w:pPr>
-              <w:rPr>
-                <w:rFonts w:asciiTheme="minorHAnsi" w:hAnsiTheme="minorHAnsi" w:cstheme="minorHAnsi"/>
-              </w:rPr>
-            </w:pPr>
-            <w:r>
-              <w:rPr>
-                <w:rFonts w:asciiTheme="minorHAnsi" w:hAnsiTheme="minorHAnsi" w:cstheme="minorHAnsi"/>
-                <w:b/>
-                <w:bCs/>
-                <w:color w:val="1F3864"/>
-              </w:rPr>
-              <w:t>Lakehouse &amp; Storage</w:t>
-            </w:r>
-          </w:p>
-        </w:tc>
-        <w:tc>
-          <w:tcPr>
-            <w:tcW w:w="7800" w:type="dxa"/>
-            <w:tcMar>
-              <w:top w:w="60" w:type="dxa"/>
-              <w:left w:w="60" w:type="dxa"/>
-              <w:bottom w:w="60" w:type="dxa"/>
-              <w:right w:w="60" w:type="dxa"/>
-            </w:tcMar>
-          </w:tcPr>
-          <w:p>
-            <w:pPr>
-              <w:rPr>
-                <w:rFonts w:asciiTheme="minorHAnsi" w:hAnsiTheme="minorHAnsi" w:cstheme="minorHAnsi"/>
-              </w:rPr>
-            </w:pPr>
-            <w:r>
-              <w:rPr>
-                <w:rFonts w:asciiTheme="minorHAnsi" w:hAnsiTheme="minorHAnsi" w:cstheme="minorHAnsi"/>
-                <w:color w:val="222222"/>
-              </w:rPr>
-              <w:t>Delta Lake, Apache Iceberg, Parquet, Unity Catalog, Medallion Architecture (Bronze/Silver/Gold)</w:t>
-            </w:r>
-          </w:p>
-        </w:tc>
-      </w:tr>
-      <w:tr>
-        <w:tc>
-          <w:tcPr>
-            <w:tcW w:w="3000" w:type="dxa"/>
-            <w:tcMar>
-              <w:top w:w="60" w:type="dxa"/>
-              <w:left w:w="60" w:type="dxa"/>
-              <w:bottom w:w="60" w:type="dxa"/>
-              <w:right w:w="60" w:type="dxa"/>
-            </w:tcMar>
-          </w:tcPr>
-          <w:p>
-            <w:pPr>
-              <w:rPr>
-                <w:rFonts w:asciiTheme="minorHAnsi" w:hAnsiTheme="minorHAnsi" w:cstheme="minorHAnsi"/>
-              </w:rPr>
-            </w:pPr>
-            <w:r>
-              <w:rPr>
-                <w:rFonts w:asciiTheme="minorHAnsi" w:hAnsiTheme="minorHAnsi" w:cstheme="minorHAnsi"/>
-                <w:b/>
-                <w:bCs/>
-                <w:color w:val="1F3864"/>
-              </w:rPr>
-              <w:t>Orchestration &amp; Transformation</w:t>
-            </w:r>
-          </w:p>
-        </w:tc>
-        <w:tc>
-          <w:tcPr>
-            <w:tcW w:w="7800" w:type="dxa"/>
-            <w:tcMar>
-              <w:top w:w="60" w:type="dxa"/>
-              <w:left w:w="60" w:type="dxa"/>
-              <w:bottom w:w="60" w:type="dxa"/>
-              <w:right w:w="60" w:type="dxa"/>
-            </w:tcMar>
-          </w:tcPr>
-          <w:p>
-            <w:pPr>
-              <w:rPr>
-                <w:rFonts w:asciiTheme="minorHAnsi" w:hAnsiTheme="minorHAnsi" w:cstheme="minorHAnsi"/>
-              </w:rPr>
-            </w:pPr>
-            <w:r>
-              <w:rPr>
-                <w:rFonts w:asciiTheme="minorHAnsi" w:hAnsiTheme="minorHAnsi" w:cstheme="minorHAnsi"/>
-                <w:color w:val="222222"/>
-              </w:rPr>
-              <w:t>Airflow, dbt, Step Functions</w:t>
-            </w:r>
-          </w:p>
-        </w:tc>
-      </w:tr>
-      <w:tr>
-        <w:tc>
-          <w:tcPr>
-            <w:tcW w:w="3000" w:type="dxa"/>
-            <w:tcMar>
-              <w:top w:w="60" w:type="dxa"/>
-              <w:left w:w="60" w:type="dxa"/>
-              <w:bottom w:w="60" w:type="dxa"/>
-              <w:right w:w="60" w:type="dxa"/>
-            </w:tcMar>
-          </w:tcPr>
-          <w:p>
-            <w:pPr>
-              <w:rPr>
-                <w:rFonts w:asciiTheme="minorHAnsi" w:hAnsiTheme="minorHAnsi" w:cstheme="minorHAnsi"/>
-              </w:rPr>
-            </w:pPr>
-            <w:r>
-              <w:rPr>
-                <w:rFonts w:asciiTheme="minorHAnsi" w:hAnsiTheme="minorHAnsi" w:cstheme="minorHAnsi"/>
-                <w:b/>
-                <w:bCs/>
-                <w:color w:val="1F3864"/>
-              </w:rPr>
-              <w:t>Streaming</w:t>
-            </w:r>
-          </w:p>
-        </w:tc>
-        <w:tc>
-          <w:tcPr>
-            <w:tcW w:w="7800" w:type="dxa"/>
-            <w:tcMar>
-              <w:top w:w="60" w:type="dxa"/>
-              <w:left w:w="60" w:type="dxa"/>
-              <w:bottom w:w="60" w:type="dxa"/>
-              <w:right w:w="60" w:type="dxa"/>
-            </w:tcMar>
-          </w:tcPr>
-          <w:p>
-            <w:pPr>
-              <w:rPr>
-                <w:rFonts w:asciiTheme="minorHAnsi" w:hAnsiTheme="minorHAnsi" w:cstheme="minorHAnsi"/>
-              </w:rPr>
-            </w:pPr>
-            <w:r>
-              <w:rPr>
-                <w:rFonts w:asciiTheme="minorHAnsi" w:hAnsiTheme="minorHAnsi" w:cstheme="minorHAnsi"/>
-                <w:color w:val="222222"/>
-              </w:rPr>
-              <w:t>Kafka, Kinesis, Spark Structured Streaming, Apache Flink</w:t>
-            </w:r>
-          </w:p>
-        </w:tc>
-      </w:tr>
-      <w:tr>
-        <w:tc>
-          <w:tcPr>
-            <w:tcW w:w="3000" w:type="dxa"/>
-            <w:tcMar>
-              <w:top w:w="60" w:type="dxa"/>
-              <w:left w:w="60" w:type="dxa"/>
-              <w:bottom w:w="60" w:type="dxa"/>
-              <w:right w:w="60" w:type="dxa"/>
-            </w:tcMar>
-          </w:tcPr>
-          <w:p>
-            <w:pPr>
-              <w:rPr>
-                <w:rFonts w:asciiTheme="minorHAnsi" w:hAnsiTheme="minorHAnsi" w:cstheme="minorHAnsi"/>
-              </w:rPr>
-            </w:pPr>
-            <w:r>
-              <w:rPr>
-                <w:rFonts w:asciiTheme="minorHAnsi" w:hAnsiTheme="minorHAnsi" w:cstheme="minorHAnsi"/>
-                <w:b/>
-                <w:bCs/>
-                <w:color w:val="1F3864"/>
-              </w:rPr>
-              <w:t>DevOps &amp; Governance</w:t>
-            </w:r>
-          </w:p>
-        </w:tc>
-        <w:tc>
-          <w:tcPr>
-            <w:tcW w:w="7800" w:type="dxa"/>
-            <w:tcMar>
-              <w:top w:w="60" w:type="dxa"/>
-              <w:left w:w="60" w:type="dxa"/>
-              <w:bottom w:w="60" w:type="dxa"/>
-              <w:right w:w="60" w:type="dxa"/>
-            </w:tcMar>
-          </w:tcPr>
-          <w:p>
-            <w:pPr>
-              <w:rPr>
-                <w:rFonts w:asciiTheme="minorHAnsi" w:hAnsiTheme="minorHAnsi" w:cstheme="minorHAnsi"/>
-              </w:rPr>
-            </w:pPr>
-            <w:r>
-              <w:rPr>
-                <w:rFonts w:asciiTheme="minorHAnsi" w:hAnsiTheme="minorHAnsi" w:cstheme="minorHAnsi"/>
-                <w:color w:val="222222"/>
-              </w:rPr>
-              <w:t>Terraform (IaC), Docker, Kubernetes, CI/CD (GitHub Actions, Jenkins), IAM, SSO/SAML, SCIM, Databricks Cluster Policies, GDPR/CCPA/PCI-DSS</w:t>
-            </w:r>
-          </w:p>
-        </w:tc>
-      </w:tr>
-      <w:tr>
-        <w:tc>
-          <w:tcPr>
-            <w:tcW w:w="3000" w:type="dxa"/>
-            <w:tcMar>
-              <w:top w:w="60" w:type="dxa"/>
-              <w:left w:w="60" w:type="dxa"/>
-              <w:bottom w:w="60" w:type="dxa"/>
-              <w:right w:w="60" w:type="dxa"/>
-            </w:tcMar>
-          </w:tcPr>
-          <w:p>
-            <w:pPr>
-              <w:rPr>
-                <w:rFonts w:asciiTheme="minorHAnsi" w:hAnsiTheme="minorHAnsi" w:cstheme="minorHAnsi"/>
-              </w:rPr>
-            </w:pPr>
-            <w:r>
-              <w:rPr>
-                <w:rFonts w:asciiTheme="minorHAnsi" w:hAnsiTheme="minorHAnsi" w:cstheme="minorHAnsi"/>
-                <w:b/>
-                <w:bCs/>
-                <w:color w:val="1F3864"/>
-              </w:rPr>
-              <w:t>Databases</w:t>
-            </w:r>
-          </w:p>
-        </w:tc>
-        <w:tc>
-          <w:tcPr>
-            <w:tcW w:w="7800" w:type="dxa"/>
-            <w:tcMar>
-              <w:top w:w="60" w:type="dxa"/>
-              <w:left w:w="60" w:type="dxa"/>
-              <w:bottom w:w="60" w:type="dxa"/>
-              <w:right w:w="60" w:type="dxa"/>
-            </w:tcMar>
-          </w:tcPr>
-          <w:p>
-            <w:pPr>
-              <w:rPr>
-                <w:rFonts w:asciiTheme="minorHAnsi" w:hAnsiTheme="minorHAnsi" w:cstheme="minorHAnsi"/>
-              </w:rPr>
-            </w:pPr>
-            <w:r>
-              <w:rPr>
-                <w:rFonts w:asciiTheme="minorHAnsi" w:hAnsiTheme="minorHAnsi" w:cstheme="minorHAnsi"/>
-                <w:color w:val="222222"/>
-              </w:rPr>
-              <w:t>Redshift, RDS, DynamoDB, Cassandra</w:t>
-            </w:r>
-          </w:p>
-        </w:tc>
-      </w:tr>
-      <w:tr>
-        <w:tc>
-          <w:tcPr>
-            <w:tcW w:w="3000" w:type="dxa"/>
-            <w:tcMar>
-              <w:top w:w="60" w:type="dxa"/>
-              <w:left w:w="60" w:type="dxa"/>
-              <w:bottom w:w="60" w:type="dxa"/>
-              <w:right w:w="60" w:type="dxa"/>
-            </w:tcMar>
-          </w:tcPr>
-          <w:p>
-            <w:r>
-              <w:t>AI, GenAI &amp; MLOps</w:t>
-            </w:r>
-          </w:p>
-        </w:tc>
-        <w:tc>
-          <w:tcPr>
-            <w:tcW w:w="7800" w:type="dxa"/>
-            <w:tcMar>
-              <w:top w:w="60" w:type="dxa"/>
-              <w:left w:w="60" w:type="dxa"/>
-              <w:bottom w:w="60" w:type="dxa"/>
-              <w:right w:w="60" w:type="dxa"/>
-            </w:tcMar>
-          </w:tcPr>
-          <w:p>
-            <w:r>
-              <w:t>Amazon Bedrock, Anthropic Claude, AI Agents, MCP Hosts and Servers, Snowflake Semantic Layer, Structured Outputs, Human-in-the-Loop Workflows, RAG, Langfuse, MLflow, Model Serving, Feature Stores, and LLMOps</w:t>
-            </w:r>
-          </w:p>
-        </w:tc>
-      </w:tr>
-    </w:tbl>
+    <w:p>
+      <w:pPr>
+        <w:keepNext w:val="0"/>
+        <w:keepLines/>
+        <w:spacing w:before="0" w:after="30" w:line="240" w:lineRule="auto"/>
+        <w:ind w:left="216" w:hanging="216"/>
+      </w:pPr>
+      <w:r>
+        <w:rPr>
+          <w:rFonts w:ascii="Aptos" w:hAnsi="Aptos" w:eastAsia="Aptos"/>
+          <w:b/>
+          <w:sz w:val="17"/>
+        </w:rPr>
+        <w:t xml:space="preserve">• </w:t>
+      </w:r>
+      <w:r>
+        <w:rPr>
+          <w:rFonts w:ascii="Aptos" w:hAnsi="Aptos" w:eastAsia="Aptos"/>
+          <w:b/>
+          <w:sz w:val="17"/>
+        </w:rPr>
+        <w:t xml:space="preserve">Cloud Platforms and Big Data: </w:t>
+      </w:r>
+      <w:r>
+        <w:rPr>
+          <w:rFonts w:ascii="Aptos" w:hAnsi="Aptos" w:eastAsia="Aptos"/>
+          <w:sz w:val="17"/>
+        </w:rPr>
+        <w:t>AWS (S3, Glue, Lambda, EMR, Redshift, Kinesis, DMS, IAM, CloudWatch, CloudTrail, VPC, PrivateLink, Transit Gateway, VPC Endpoints, KMS, and Organizations); Databricks; Snowflake</w:t>
+      </w:r>
+    </w:p>
+    <w:p>
+      <w:pPr>
+        <w:keepNext w:val="0"/>
+        <w:keepLines/>
+        <w:spacing w:before="0" w:after="30" w:line="240" w:lineRule="auto"/>
+        <w:ind w:left="216" w:hanging="216"/>
+      </w:pPr>
+      <w:r>
+        <w:rPr>
+          <w:rFonts w:ascii="Aptos" w:hAnsi="Aptos" w:eastAsia="Aptos"/>
+          <w:b/>
+          <w:sz w:val="17"/>
+        </w:rPr>
+        <w:t xml:space="preserve">• </w:t>
+      </w:r>
+      <w:r>
+        <w:rPr>
+          <w:rFonts w:ascii="Aptos" w:hAnsi="Aptos" w:eastAsia="Aptos"/>
+          <w:b/>
+          <w:sz w:val="17"/>
+        </w:rPr>
+        <w:t xml:space="preserve">AI, GenAI, and MLOps: </w:t>
+      </w:r>
+      <w:r>
+        <w:rPr>
+          <w:rFonts w:ascii="Aptos" w:hAnsi="Aptos" w:eastAsia="Aptos"/>
+          <w:sz w:val="17"/>
+        </w:rPr>
+        <w:t>Amazon Bedrock; Anthropic Claude; AI agents; MCP hosts and servers; Snowflake Semantic Layer; structured outputs; human-in-the-loop workflows; RAG; Langfuse; MLflow; model serving; feature stores; LLMOps</w:t>
+      </w:r>
+    </w:p>
+    <w:p>
+      <w:pPr>
+        <w:keepNext w:val="0"/>
+        <w:keepLines/>
+        <w:spacing w:before="0" w:after="30" w:line="240" w:lineRule="auto"/>
+        <w:ind w:left="216" w:hanging="216"/>
+      </w:pPr>
+      <w:r>
+        <w:rPr>
+          <w:rFonts w:ascii="Aptos" w:hAnsi="Aptos" w:eastAsia="Aptos"/>
+          <w:b/>
+          <w:sz w:val="17"/>
+        </w:rPr>
+        <w:t xml:space="preserve">• </w:t>
+      </w:r>
+      <w:r>
+        <w:rPr>
+          <w:rFonts w:ascii="Aptos" w:hAnsi="Aptos" w:eastAsia="Aptos"/>
+          <w:b/>
+          <w:sz w:val="17"/>
+        </w:rPr>
+        <w:t xml:space="preserve">Languages and Frameworks: </w:t>
+      </w:r>
+      <w:r>
+        <w:rPr>
+          <w:rFonts w:ascii="Aptos" w:hAnsi="Aptos" w:eastAsia="Aptos"/>
+          <w:sz w:val="17"/>
+        </w:rPr>
+        <w:t>Python (FastAPI and Flask); PySpark; Scala; SQL</w:t>
+      </w:r>
+    </w:p>
+    <w:p>
+      <w:pPr>
+        <w:keepNext w:val="0"/>
+        <w:keepLines/>
+        <w:spacing w:before="0" w:after="30" w:line="240" w:lineRule="auto"/>
+        <w:ind w:left="216" w:hanging="216"/>
+      </w:pPr>
+      <w:r>
+        <w:rPr>
+          <w:rFonts w:ascii="Aptos" w:hAnsi="Aptos" w:eastAsia="Aptos"/>
+          <w:b/>
+          <w:sz w:val="17"/>
+        </w:rPr>
+        <w:t xml:space="preserve">• </w:t>
+      </w:r>
+      <w:r>
+        <w:rPr>
+          <w:rFonts w:ascii="Aptos" w:hAnsi="Aptos" w:eastAsia="Aptos"/>
+          <w:b/>
+          <w:sz w:val="17"/>
+        </w:rPr>
+        <w:t xml:space="preserve">Lakehouse, Storage, and Transformation: </w:t>
+      </w:r>
+      <w:r>
+        <w:rPr>
+          <w:rFonts w:ascii="Aptos" w:hAnsi="Aptos" w:eastAsia="Aptos"/>
+          <w:sz w:val="17"/>
+        </w:rPr>
+        <w:t>Delta Lake; Apache Iceberg; Parquet; Unity Catalog; Medallion Architecture (Bronze, Silver, and Gold); Airflow; dbt; Step Functions</w:t>
+      </w:r>
+    </w:p>
+    <w:p>
+      <w:pPr>
+        <w:keepNext w:val="0"/>
+        <w:keepLines/>
+        <w:spacing w:before="0" w:after="30" w:line="240" w:lineRule="auto"/>
+        <w:ind w:left="216" w:hanging="216"/>
+      </w:pPr>
+      <w:r>
+        <w:rPr>
+          <w:rFonts w:ascii="Aptos" w:hAnsi="Aptos" w:eastAsia="Aptos"/>
+          <w:b/>
+          <w:sz w:val="17"/>
+        </w:rPr>
+        <w:t xml:space="preserve">• </w:t>
+      </w:r>
+      <w:r>
+        <w:rPr>
+          <w:rFonts w:ascii="Aptos" w:hAnsi="Aptos" w:eastAsia="Aptos"/>
+          <w:b/>
+          <w:sz w:val="17"/>
+        </w:rPr>
+        <w:t xml:space="preserve">Streaming and Distributed Processing: </w:t>
+      </w:r>
+      <w:r>
+        <w:rPr>
+          <w:rFonts w:ascii="Aptos" w:hAnsi="Aptos" w:eastAsia="Aptos"/>
+          <w:sz w:val="17"/>
+        </w:rPr>
+        <w:t>Kafka; Kinesis; Spark Structured Streaming; Apache Flink</w:t>
+      </w:r>
+    </w:p>
+    <w:p>
+      <w:pPr>
+        <w:keepNext w:val="0"/>
+        <w:keepLines/>
+        <w:spacing w:before="0" w:after="30" w:line="240" w:lineRule="auto"/>
+        <w:ind w:left="216" w:hanging="216"/>
+      </w:pPr>
+      <w:r>
+        <w:rPr>
+          <w:rFonts w:ascii="Aptos" w:hAnsi="Aptos" w:eastAsia="Aptos"/>
+          <w:b/>
+          <w:sz w:val="17"/>
+        </w:rPr>
+        <w:t xml:space="preserve">• </w:t>
+      </w:r>
+      <w:r>
+        <w:rPr>
+          <w:rFonts w:ascii="Aptos" w:hAnsi="Aptos" w:eastAsia="Aptos"/>
+          <w:b/>
+          <w:sz w:val="17"/>
+        </w:rPr>
+        <w:t xml:space="preserve">DevOps, Security, and Governance: </w:t>
+      </w:r>
+      <w:r>
+        <w:rPr>
+          <w:rFonts w:ascii="Aptos" w:hAnsi="Aptos" w:eastAsia="Aptos"/>
+          <w:sz w:val="17"/>
+        </w:rPr>
+        <w:t>Terraform (IaC); Docker; Kubernetes; CI/CD (GitHub Actions and Jenkins); IAM; SSO/SAML; SCIM; Databricks cluster policies; GDPR; CCPA; PCI DSS</w:t>
+      </w:r>
+    </w:p>
+    <w:p>
+      <w:pPr>
+        <w:keepNext w:val="0"/>
+        <w:keepLines/>
+        <w:spacing w:before="0" w:after="30" w:line="240" w:lineRule="auto"/>
+        <w:ind w:left="216" w:hanging="216"/>
+      </w:pPr>
+      <w:r>
+        <w:rPr>
+          <w:rFonts w:ascii="Aptos" w:hAnsi="Aptos" w:eastAsia="Aptos"/>
+          <w:b/>
+          <w:sz w:val="17"/>
+        </w:rPr>
+        <w:t xml:space="preserve">• </w:t>
+      </w:r>
+      <w:r>
+        <w:rPr>
+          <w:rFonts w:ascii="Aptos" w:hAnsi="Aptos" w:eastAsia="Aptos"/>
+          <w:b/>
+          <w:sz w:val="17"/>
+        </w:rPr>
+        <w:t xml:space="preserve">Databases: </w:t>
+      </w:r>
+      <w:r>
+        <w:rPr>
+          <w:rFonts w:ascii="Aptos" w:hAnsi="Aptos" w:eastAsia="Aptos"/>
+          <w:sz w:val="17"/>
+        </w:rPr>
+        <w:t>Snowflake; Redshift; RDS; DynamoDB; Cassandra</w:t>
+      </w:r>
+    </w:p>
     <w:p>
       <w:pPr>
         <w:pageBreakBefore/>
         <w:pBdr>
           <w:bottom w:val="single" w:sz="6" w:space="2" w:color="1F3864"/>
         </w:pBdr>
-        <w:spacing w:before="220" w:after="100"/>
+        <w:spacing w:before="100" w:after="100"/>
         <w:rPr>
           <w:rFonts w:asciiTheme="minorHAnsi" w:hAnsiTheme="minorHAnsi" w:cstheme="minorHAnsi"/>
         </w:rPr>
